--- a/EXPORTS/DOCX/published/niveau3/Dutch/MissiemuseumSteyl.docx
+++ b/EXPORTS/DOCX/published/niveau3/Dutch/MissiemuseumSteyl.docx
@@ -165,7 +165,7 @@
           <w:rFonts w:ascii="Charis SIL Regular" w:hAnsi="Charis SIL Regular" w:eastAsia="Charis SIL Regular"/>
           <w:b w:val="0"/>
           <w:i w:val="0"/>
-          <w:color w:val="0066CC"/>
+          <w:color w:val="0000FF"/>
           <w:sz w:val="24"/>
           <w:u w:val="single"/>
         </w:rPr>
@@ -183,7 +183,7 @@
           <w:rFonts w:ascii="Charis SIL Regular" w:hAnsi="Charis SIL Regular" w:eastAsia="Charis SIL Regular"/>
           <w:b w:val="0"/>
           <w:i w:val="0"/>
-          <w:color w:val="0066CC"/>
+          <w:color w:val="0000FF"/>
           <w:sz w:val="24"/>
           <w:u w:val="single"/>
         </w:rPr>
@@ -194,7 +194,7 @@
           <w:rFonts w:ascii="Charis SIL Regular" w:hAnsi="Charis SIL Regular" w:eastAsia="Charis SIL Regular"/>
           <w:b w:val="0"/>
           <w:i w:val="0"/>
-          <w:color w:val="0066CC"/>
+          <w:color w:val="0000FF"/>
           <w:sz w:val="24"/>
           <w:u w:val="single"/>
         </w:rPr>
@@ -212,7 +212,7 @@
           <w:rFonts w:ascii="Charis SIL Regular" w:hAnsi="Charis SIL Regular" w:eastAsia="Charis SIL Regular"/>
           <w:b w:val="0"/>
           <w:i w:val="0"/>
-          <w:color w:val="0066CC"/>
+          <w:color w:val="0000FF"/>
           <w:sz w:val="24"/>
           <w:u w:val="single"/>
         </w:rPr>
@@ -223,7 +223,7 @@
           <w:rFonts w:ascii="Charis SIL Regular" w:hAnsi="Charis SIL Regular" w:eastAsia="Charis SIL Regular"/>
           <w:b w:val="0"/>
           <w:i w:val="0"/>
-          <w:color w:val="0066CC"/>
+          <w:color w:val="0000FF"/>
           <w:sz w:val="24"/>
           <w:u w:val="single"/>
         </w:rPr>
@@ -258,7 +258,7 @@
       </w:r>
       <w:r>
         <w:rPr>
-          <w:u w:val="single" w:color="0066cc"/>
+          <w:u w:val="single" w:color="0000ff"/>
           <w:rFonts w:ascii="Charis SIL Regular" w:hAnsi="Charis SIL Regular" w:eastAsia="Charis SIL Regular"/>
           <w:b w:val="0"/>
           <w:i w:val="0"/>
@@ -276,7 +276,7 @@
       </w:r>
       <w:r>
         <w:rPr>
-          <w:u w:val="single" w:color="0066cc"/>
+          <w:u w:val="single" w:color="0000ff"/>
           <w:rFonts w:ascii="Charis SIL Regular" w:hAnsi="Charis SIL Regular" w:eastAsia="Charis SIL Regular"/>
           <w:b w:val="0"/>
           <w:i w:val="0"/>
@@ -294,7 +294,7 @@
       </w:r>
       <w:r>
         <w:rPr>
-          <w:u w:val="single" w:color="0066cc"/>
+          <w:u w:val="single" w:color="0000ff"/>
           <w:rFonts w:ascii="Charis SIL Regular" w:hAnsi="Charis SIL Regular" w:eastAsia="Charis SIL Regular"/>
           <w:b w:val="0"/>
           <w:i w:val="0"/>
@@ -312,7 +312,7 @@
       </w:r>
       <w:r>
         <w:rPr>
-          <w:u w:val="single" w:color="0066cc"/>
+          <w:u w:val="single" w:color="0000ff"/>
           <w:rFonts w:ascii="Charis SIL Regular" w:hAnsi="Charis SIL Regular" w:eastAsia="Charis SIL Regular"/>
           <w:b w:val="0"/>
           <w:i w:val="0"/>
@@ -330,7 +330,7 @@
       </w:r>
       <w:r>
         <w:rPr>
-          <w:u w:val="single" w:color="0066cc"/>
+          <w:u w:val="single" w:color="0000ff"/>
           <w:rFonts w:ascii="Charis SIL Regular" w:hAnsi="Charis SIL Regular" w:eastAsia="Charis SIL Regular"/>
           <w:b w:val="0"/>
           <w:i w:val="0"/>
@@ -641,7 +641,7 @@
           <w:rFonts w:ascii="Charis SIL Regular" w:hAnsi="Charis SIL Regular" w:eastAsia="Charis SIL Regular"/>
           <w:b w:val="0"/>
           <w:i w:val="0"/>
-          <w:color w:val="0066CC"/>
+          <w:color w:val="0000FF"/>
           <w:sz w:val="24"/>
           <w:u w:val="single"/>
         </w:rPr>
@@ -659,7 +659,7 @@
           <w:rFonts w:ascii="Charis SIL Regular" w:hAnsi="Charis SIL Regular" w:eastAsia="Charis SIL Regular"/>
           <w:b w:val="0"/>
           <w:i w:val="0"/>
-          <w:color w:val="0066CC"/>
+          <w:color w:val="0000FF"/>
           <w:sz w:val="24"/>
           <w:u w:val="single"/>
         </w:rPr>
@@ -670,7 +670,7 @@
           <w:rFonts w:ascii="Charis SIL Regular" w:hAnsi="Charis SIL Regular" w:eastAsia="Charis SIL Regular"/>
           <w:b w:val="0"/>
           <w:i w:val="0"/>
-          <w:color w:val="0066CC"/>
+          <w:color w:val="0000FF"/>
           <w:sz w:val="24"/>
           <w:u w:val="single"/>
         </w:rPr>
@@ -738,7 +738,7 @@
           <w:rFonts w:ascii="Charis SIL Regular" w:hAnsi="Charis SIL Regular" w:eastAsia="Charis SIL Regular"/>
           <w:b w:val="0"/>
           <w:i w:val="0"/>
-          <w:color w:val="0066CC"/>
+          <w:color w:val="0000FF"/>
           <w:sz w:val="24"/>
           <w:u w:val="single"/>
         </w:rPr>
@@ -905,7 +905,7 @@
           <w:rFonts w:ascii="Charis SIL Regular" w:hAnsi="Charis SIL Regular" w:eastAsia="Charis SIL Regular"/>
           <w:b w:val="0"/>
           <w:i w:val="0"/>
-          <w:color w:val="0066CC"/>
+          <w:color w:val="0000FF"/>
           <w:sz w:val="24"/>
           <w:u w:val="single"/>
         </w:rPr>
@@ -976,7 +976,7 @@
           <w:rFonts w:ascii="Charis SIL Regular" w:hAnsi="Charis SIL Regular" w:eastAsia="Charis SIL Regular"/>
           <w:b w:val="0"/>
           <w:i w:val="0"/>
-          <w:color w:val="0066CC"/>
+          <w:color w:val="0000FF"/>
           <w:sz w:val="24"/>
           <w:u w:val="single"/>
         </w:rPr>
@@ -994,7 +994,7 @@
           <w:rFonts w:ascii="Charis SIL Regular" w:hAnsi="Charis SIL Regular" w:eastAsia="Charis SIL Regular"/>
           <w:b w:val="0"/>
           <w:i w:val="0"/>
-          <w:color w:val="0066CC"/>
+          <w:color w:val="0000FF"/>
           <w:sz w:val="24"/>
           <w:u w:val="single"/>
         </w:rPr>
@@ -1005,7 +1005,7 @@
           <w:rFonts w:ascii="Charis SIL Regular" w:hAnsi="Charis SIL Regular" w:eastAsia="Charis SIL Regular"/>
           <w:b w:val="0"/>
           <w:i w:val="0"/>
-          <w:color w:val="0066CC"/>
+          <w:color w:val="0000FF"/>
           <w:sz w:val="24"/>
           <w:u w:val="single"/>
         </w:rPr>
@@ -1040,7 +1040,7 @@
       </w:r>
       <w:r>
         <w:rPr>
-          <w:u w:val="single" w:color="0066cc"/>
+          <w:u w:val="single" w:color="0000ff"/>
           <w:rFonts w:ascii="Charis SIL Regular" w:hAnsi="Charis SIL Regular" w:eastAsia="Charis SIL Regular"/>
           <w:b w:val="0"/>
           <w:i w:val="0"/>
@@ -1058,7 +1058,7 @@
       </w:r>
       <w:r>
         <w:rPr>
-          <w:u w:val="single" w:color="0066cc"/>
+          <w:u w:val="single" w:color="0000ff"/>
           <w:rFonts w:ascii="Charis SIL Regular" w:hAnsi="Charis SIL Regular" w:eastAsia="Charis SIL Regular"/>
           <w:b w:val="0"/>
           <w:i w:val="0"/>
@@ -1076,7 +1076,7 @@
       </w:r>
       <w:r>
         <w:rPr>
-          <w:u w:val="single" w:color="0066cc"/>
+          <w:u w:val="single" w:color="0000ff"/>
           <w:rFonts w:ascii="Charis SIL Regular" w:hAnsi="Charis SIL Regular" w:eastAsia="Charis SIL Regular"/>
           <w:b w:val="0"/>
           <w:i w:val="0"/>
@@ -1130,7 +1130,7 @@
           <w:rFonts w:ascii="Charis SIL Regular" w:hAnsi="Charis SIL Regular" w:eastAsia="Charis SIL Regular"/>
           <w:b w:val="0"/>
           <w:i w:val="0"/>
-          <w:color w:val="0066CC"/>
+          <w:color w:val="0000FF"/>
           <w:sz w:val="24"/>
           <w:u w:val="single"/>
         </w:rPr>
@@ -1151,7 +1151,7 @@
           <w:rFonts w:ascii="Charis SIL Regular" w:hAnsi="Charis SIL Regular" w:eastAsia="Charis SIL Regular"/>
           <w:b w:val="0"/>
           <w:i w:val="0"/>
-          <w:color w:val="0066CC"/>
+          <w:color w:val="0000FF"/>
           <w:sz w:val="24"/>
           <w:u w:val="single"/>
         </w:rPr>
@@ -1176,7 +1176,7 @@
       </w:r>
       <w:r>
         <w:rPr>
-          <w:u w:val="single" w:color="0066cc"/>
+          <w:u w:val="single" w:color="0000ff"/>
           <w:rFonts w:ascii="Charis SIL Regular" w:hAnsi="Charis SIL Regular" w:eastAsia="Charis SIL Regular"/>
           <w:b w:val="0"/>
           <w:i w:val="0"/>
@@ -1237,7 +1237,7 @@
           <w:rFonts w:ascii="Charis SIL Regular" w:hAnsi="Charis SIL Regular" w:eastAsia="Charis SIL Regular"/>
           <w:b w:val="0"/>
           <w:i w:val="0"/>
-          <w:color w:val="0066CC"/>
+          <w:color w:val="0000FF"/>
           <w:sz w:val="24"/>
           <w:u w:val="single"/>
         </w:rPr>
@@ -1258,7 +1258,7 @@
           <w:rFonts w:ascii="Charis SIL Regular" w:hAnsi="Charis SIL Regular" w:eastAsia="Charis SIL Regular"/>
           <w:b w:val="0"/>
           <w:i w:val="0"/>
-          <w:color w:val="0066CC"/>
+          <w:color w:val="0000FF"/>
           <w:sz w:val="24"/>
           <w:u w:val="single"/>
         </w:rPr>
@@ -1282,7 +1282,7 @@
           <w:rFonts w:ascii="Charis SIL Regular" w:hAnsi="Charis SIL Regular" w:eastAsia="Charis SIL Regular"/>
           <w:b w:val="0"/>
           <w:i w:val="0"/>
-          <w:color w:val="0066CC"/>
+          <w:color w:val="0000FF"/>
           <w:sz w:val="24"/>
           <w:u w:val="single"/>
         </w:rPr>
@@ -1306,7 +1306,7 @@
           <w:rFonts w:ascii="Charis SIL Regular" w:hAnsi="Charis SIL Regular" w:eastAsia="Charis SIL Regular"/>
           <w:b w:val="0"/>
           <w:i w:val="0"/>
-          <w:color w:val="0066CC"/>
+          <w:color w:val="0000FF"/>
           <w:sz w:val="24"/>
           <w:u w:val="single"/>
         </w:rPr>
@@ -1330,7 +1330,7 @@
           <w:rFonts w:ascii="Charis SIL Regular" w:hAnsi="Charis SIL Regular" w:eastAsia="Charis SIL Regular"/>
           <w:b w:val="0"/>
           <w:i w:val="0"/>
-          <w:color w:val="0066CC"/>
+          <w:color w:val="0000FF"/>
           <w:sz w:val="24"/>
           <w:u w:val="single"/>
         </w:rPr>
@@ -1354,7 +1354,7 @@
           <w:rFonts w:ascii="Charis SIL Regular" w:hAnsi="Charis SIL Regular" w:eastAsia="Charis SIL Regular"/>
           <w:b w:val="0"/>
           <w:i w:val="0"/>
-          <w:color w:val="0066CC"/>
+          <w:color w:val="0000FF"/>
           <w:sz w:val="24"/>
           <w:u w:val="single"/>
         </w:rPr>
@@ -1365,7 +1365,7 @@
           <w:rFonts w:ascii="Charis SIL Regular" w:hAnsi="Charis SIL Regular" w:eastAsia="Charis SIL Regular"/>
           <w:b w:val="0"/>
           <w:i w:val="0"/>
-          <w:color w:val="0066CC"/>
+          <w:color w:val="0000FF"/>
           <w:sz w:val="24"/>
           <w:u w:val="single"/>
         </w:rPr>
@@ -1466,7 +1466,7 @@
           <w:rFonts w:ascii="Charis SIL Regular" w:hAnsi="Charis SIL Regular" w:eastAsia="Charis SIL Regular"/>
           <w:b w:val="0"/>
           <w:i w:val="0"/>
-          <w:color w:val="0066CC"/>
+          <w:color w:val="0000FF"/>
           <w:sz w:val="24"/>
           <w:u w:val="single"/>
         </w:rPr>
@@ -1484,7 +1484,7 @@
           <w:rFonts w:ascii="Charis SIL Regular" w:hAnsi="Charis SIL Regular" w:eastAsia="Charis SIL Regular"/>
           <w:b w:val="0"/>
           <w:i w:val="0"/>
-          <w:color w:val="0066CC"/>
+          <w:color w:val="0000FF"/>
           <w:sz w:val="24"/>
           <w:u w:val="single"/>
         </w:rPr>
@@ -1502,7 +1502,7 @@
           <w:rFonts w:ascii="Charis SIL Regular" w:hAnsi="Charis SIL Regular" w:eastAsia="Charis SIL Regular"/>
           <w:b w:val="0"/>
           <w:i w:val="0"/>
-          <w:color w:val="0066CC"/>
+          <w:color w:val="0000FF"/>
           <w:sz w:val="24"/>
           <w:u w:val="single"/>
         </w:rPr>
@@ -1620,7 +1620,7 @@
           <w:rFonts w:ascii="Charis SIL Regular" w:hAnsi="Charis SIL Regular" w:eastAsia="Charis SIL Regular"/>
           <w:b w:val="0"/>
           <w:i w:val="0"/>
-          <w:color w:val="0066CC"/>
+          <w:color w:val="0000FF"/>
           <w:sz w:val="24"/>
           <w:u w:val="single"/>
         </w:rPr>
@@ -1638,7 +1638,7 @@
           <w:rFonts w:ascii="Charis SIL Regular" w:hAnsi="Charis SIL Regular" w:eastAsia="Charis SIL Regular"/>
           <w:b w:val="0"/>
           <w:i w:val="0"/>
-          <w:color w:val="0066CC"/>
+          <w:color w:val="0000FF"/>
           <w:sz w:val="24"/>
           <w:u w:val="single"/>
         </w:rPr>
@@ -1656,7 +1656,7 @@
           <w:rFonts w:ascii="Charis SIL Regular" w:hAnsi="Charis SIL Regular" w:eastAsia="Charis SIL Regular"/>
           <w:b w:val="0"/>
           <w:i w:val="0"/>
-          <w:color w:val="0066CC"/>
+          <w:color w:val="0000FF"/>
           <w:sz w:val="24"/>
           <w:u w:val="single"/>
         </w:rPr>
@@ -1674,7 +1674,7 @@
           <w:rFonts w:ascii="Charis SIL Regular" w:hAnsi="Charis SIL Regular" w:eastAsia="Charis SIL Regular"/>
           <w:b w:val="0"/>
           <w:i w:val="0"/>
-          <w:color w:val="0066CC"/>
+          <w:color w:val="0000FF"/>
           <w:sz w:val="24"/>
           <w:u w:val="single"/>
         </w:rPr>
@@ -1692,7 +1692,7 @@
           <w:rFonts w:ascii="Charis SIL Regular" w:hAnsi="Charis SIL Regular" w:eastAsia="Charis SIL Regular"/>
           <w:b w:val="0"/>
           <w:i w:val="0"/>
-          <w:color w:val="0066CC"/>
+          <w:color w:val="0000FF"/>
           <w:sz w:val="24"/>
         </w:rPr>
         <w:hyperlink r:id="rId14" w:history="1">
@@ -1709,7 +1709,7 @@
           <w:rFonts w:ascii="Charis SIL Regular" w:hAnsi="Charis SIL Regular" w:eastAsia="Charis SIL Regular"/>
           <w:b w:val="0"/>
           <w:i w:val="0"/>
-          <w:color w:val="0066CC"/>
+          <w:color w:val="0000FF"/>
           <w:sz w:val="24"/>
         </w:rPr>
         <w:t xml:space="preserve">/ </w:t>
@@ -1722,7 +1722,7 @@
           <w:rFonts w:ascii="Charis SIL Regular" w:hAnsi="Charis SIL Regular" w:eastAsia="Charis SIL Regular"/>
           <w:b w:val="0"/>
           <w:i w:val="0"/>
-          <w:color w:val="0066CC"/>
+          <w:color w:val="0000FF"/>
           <w:sz w:val="24"/>
           <w:u w:val="single"/>
         </w:rPr>
@@ -1740,7 +1740,7 @@
           <w:rFonts w:ascii="Charis SIL Regular" w:hAnsi="Charis SIL Regular" w:eastAsia="Charis SIL Regular"/>
           <w:b w:val="0"/>
           <w:i w:val="0"/>
-          <w:color w:val="0066CC"/>
+          <w:color w:val="0000FF"/>
           <w:sz w:val="24"/>
           <w:u w:val="single"/>
         </w:rPr>
@@ -1758,7 +1758,7 @@
           <w:rFonts w:ascii="Charis SIL Regular" w:hAnsi="Charis SIL Regular" w:eastAsia="Charis SIL Regular"/>
           <w:b w:val="0"/>
           <w:i w:val="0"/>
-          <w:color w:val="0066CC"/>
+          <w:color w:val="0000FF"/>
           <w:sz w:val="24"/>
           <w:u w:val="single"/>
         </w:rPr>
@@ -1776,7 +1776,7 @@
           <w:rFonts w:ascii="Charis SIL Regular" w:hAnsi="Charis SIL Regular" w:eastAsia="Charis SIL Regular"/>
           <w:b w:val="0"/>
           <w:i w:val="0"/>
-          <w:color w:val="0066CC"/>
+          <w:color w:val="0000FF"/>
           <w:sz w:val="24"/>
           <w:u w:val="single"/>
         </w:rPr>
@@ -1874,7 +1874,7 @@
           <w:rFonts w:ascii="Charis SIL Regular" w:hAnsi="Charis SIL Regular" w:eastAsia="Charis SIL Regular"/>
           <w:b w:val="0"/>
           <w:i w:val="0"/>
-          <w:color w:val="0066CC"/>
+          <w:color w:val="0000FF"/>
           <w:sz w:val="24"/>
           <w:u w:val="single"/>
         </w:rPr>
@@ -1892,7 +1892,7 @@
           <w:rFonts w:ascii="Charis SIL Regular" w:hAnsi="Charis SIL Regular" w:eastAsia="Charis SIL Regular"/>
           <w:b w:val="0"/>
           <w:i w:val="0"/>
-          <w:color w:val="0066CC"/>
+          <w:color w:val="0000FF"/>
           <w:sz w:val="24"/>
           <w:u w:val="single"/>
         </w:rPr>
@@ -2009,7 +2009,7 @@
           <w:rFonts w:ascii="Charis SIL Regular" w:hAnsi="Charis SIL Regular" w:eastAsia="Charis SIL Regular"/>
           <w:b w:val="0"/>
           <w:i w:val="0"/>
-          <w:color w:val="0066CC"/>
+          <w:color w:val="0000FF"/>
           <w:sz w:val="24"/>
           <w:u w:val="single"/>
         </w:rPr>
@@ -2027,7 +2027,7 @@
           <w:rFonts w:ascii="Charis SIL Regular" w:hAnsi="Charis SIL Regular" w:eastAsia="Charis SIL Regular"/>
           <w:b w:val="0"/>
           <w:i w:val="0"/>
-          <w:color w:val="0066CC"/>
+          <w:color w:val="0000FF"/>
           <w:sz w:val="24"/>
           <w:u w:val="single"/>
         </w:rPr>
@@ -2045,7 +2045,7 @@
           <w:rFonts w:ascii="Charis SIL Regular" w:hAnsi="Charis SIL Regular" w:eastAsia="Charis SIL Regular"/>
           <w:b w:val="0"/>
           <w:i w:val="0"/>
-          <w:color w:val="0066CC"/>
+          <w:color w:val="0000FF"/>
           <w:sz w:val="24"/>
           <w:u w:val="single"/>
         </w:rPr>
@@ -2063,7 +2063,7 @@
           <w:rFonts w:ascii="Charis SIL Regular" w:hAnsi="Charis SIL Regular" w:eastAsia="Charis SIL Regular"/>
           <w:b w:val="0"/>
           <w:i w:val="0"/>
-          <w:color w:val="0066CC"/>
+          <w:color w:val="0000FF"/>
           <w:sz w:val="24"/>
         </w:rPr>
         <w:t xml:space="preserve">f </w:t>

--- a/EXPORTS/DOCX/published/niveau3/Dutch/MissiemuseumSteyl.docx
+++ b/EXPORTS/DOCX/published/niveau3/Dutch/MissiemuseumSteyl.docx
@@ -1694,15 +1694,9 @@
           <w:i w:val="0"/>
           <w:color w:val="0000FF"/>
           <w:sz w:val="24"/>
+          <w:u w:val="single"/>
         </w:rPr>
-        <w:hyperlink r:id="rId14" w:history="1">
-          <w:r>
-            <w:rPr>
-              <w:rStyle w:val="Hyperlink"/>
-            </w:rPr>
-            <w:t>s</w:t>
-          </w:r>
-        </w:hyperlink>
+        <w:t>s</w:t>
       </w:r>
       <w:r>
         <w:rPr>

--- a/EXPORTS/DOCX/published/niveau3/Dutch/MissiemuseumSteyl.docx
+++ b/EXPORTS/DOCX/published/niveau3/Dutch/MissiemuseumSteyl.docx
@@ -1172,25 +1172,7 @@
           <w:color w:val="000000"/>
           <w:sz w:val="24"/>
         </w:rPr>
-        <w:t xml:space="preserve"> is meer informatie te vinden over de collectie van Missiem</w:t>
-      </w:r>
-      <w:r>
-        <w:rPr>
-          <w:u w:val="single" w:color="0000ff"/>
-          <w:rFonts w:ascii="Charis SIL Regular" w:hAnsi="Charis SIL Regular" w:eastAsia="Charis SIL Regular"/>
-          <w:b w:val="0"/>
-          <w:i w:val="0"/>
-          <w:color w:val="000000"/>
-          <w:sz w:val="24"/>
-        </w:rPr>
-        <w:hyperlink r:id="rId14" w:history="1">
-          <w:r>
-            <w:rPr>
-              <w:rStyle w:val="Hyperlink"/>
-            </w:rPr>
-            <w:t>useum Steyl.</w:t>
-          </w:r>
-        </w:hyperlink>
+        <w:t xml:space="preserve"> is meer informatie te vinden over de collectie van Missiemuseum Steyl.</w:t>
       </w:r>
     </w:p>
     <w:p>

--- a/EXPORTS/DOCX/published/niveau3/Dutch/MissiemuseumSteyl.docx
+++ b/EXPORTS/DOCX/published/niveau3/Dutch/MissiemuseumSteyl.docx
@@ -1172,7 +1172,25 @@
           <w:color w:val="000000"/>
           <w:sz w:val="24"/>
         </w:rPr>
-        <w:t xml:space="preserve"> is meer informatie te vinden over de collectie van Missiemuseum Steyl.</w:t>
+        <w:t xml:space="preserve"> is meer informatie te vinden over de collectie van Missiem</w:t>
+      </w:r>
+      <w:r>
+        <w:rPr>
+          <w:u w:val="single" w:color="0000ff"/>
+          <w:rFonts w:ascii="Charis SIL Regular" w:hAnsi="Charis SIL Regular" w:eastAsia="Charis SIL Regular"/>
+          <w:b w:val="0"/>
+          <w:i w:val="0"/>
+          <w:color w:val="000000"/>
+          <w:sz w:val="24"/>
+        </w:rPr>
+        <w:hyperlink r:id="rId14" w:history="1">
+          <w:r>
+            <w:rPr>
+              <w:rStyle w:val="Hyperlink"/>
+            </w:rPr>
+            <w:t>useum Steyl.</w:t>
+          </w:r>
+        </w:hyperlink>
       </w:r>
     </w:p>
     <w:p>
@@ -1676,9 +1694,15 @@
           <w:i w:val="0"/>
           <w:color w:val="0000FF"/>
           <w:sz w:val="24"/>
-          <w:u w:val="single"/>
         </w:rPr>
-        <w:t>s</w:t>
+        <w:hyperlink r:id="rId14" w:history="1">
+          <w:r>
+            <w:rPr>
+              <w:rStyle w:val="Hyperlink"/>
+            </w:rPr>
+            <w:t>s</w:t>
+          </w:r>
+        </w:hyperlink>
       </w:r>
       <w:r>
         <w:rPr>

--- a/EXPORTS/DOCX/published/niveau3/Dutch/MissiemuseumSteyl.docx
+++ b/EXPORTS/DOCX/published/niveau3/Dutch/MissiemuseumSteyl.docx
@@ -1172,25 +1172,7 @@
           <w:color w:val="000000"/>
           <w:sz w:val="24"/>
         </w:rPr>
-        <w:t xml:space="preserve"> is meer informatie te vinden over de collectie van Missiem</w:t>
-      </w:r>
-      <w:r>
-        <w:rPr>
-          <w:u w:val="single" w:color="0000ff"/>
-          <w:rFonts w:ascii="Charis SIL Regular" w:hAnsi="Charis SIL Regular" w:eastAsia="Charis SIL Regular"/>
-          <w:b w:val="0"/>
-          <w:i w:val="0"/>
-          <w:color w:val="000000"/>
-          <w:sz w:val="24"/>
-        </w:rPr>
-        <w:hyperlink r:id="rId14" w:history="1">
-          <w:r>
-            <w:rPr>
-              <w:rStyle w:val="Hyperlink"/>
-            </w:rPr>
-            <w:t>useum Steyl.</w:t>
-          </w:r>
-        </w:hyperlink>
+        <w:t xml:space="preserve"> is meer informatie te vinden over de collectie van Missiemuseum Steyl.</w:t>
       </w:r>
     </w:p>
     <w:p>
@@ -1694,9 +1676,15 @@
           <w:i w:val="0"/>
           <w:color w:val="0000FF"/>
           <w:sz w:val="24"/>
-          <w:u w:val="single"/>
         </w:rPr>
-        <w:t>s</w:t>
+        <w:hyperlink r:id="rId14" w:history="1">
+          <w:r>
+            <w:rPr>
+              <w:rStyle w:val="Hyperlink"/>
+            </w:rPr>
+            <w:t>s</w:t>
+          </w:r>
+        </w:hyperlink>
       </w:r>
       <w:r>
         <w:rPr>

--- a/EXPORTS/DOCX/published/niveau3/Dutch/MissiemuseumSteyl.docx
+++ b/EXPORTS/DOCX/published/niveau3/Dutch/MissiemuseumSteyl.docx
@@ -1172,7 +1172,25 @@
           <w:color w:val="000000"/>
           <w:sz w:val="24"/>
         </w:rPr>
-        <w:t xml:space="preserve"> is meer informatie te vinden over de collectie van Missiemuseum Steyl.</w:t>
+        <w:t xml:space="preserve"> is meer informatie te vinden over de collectie van Missiem</w:t>
+      </w:r>
+      <w:r>
+        <w:rPr>
+          <w:u w:val="single" w:color="0000ff"/>
+          <w:rFonts w:ascii="Charis SIL Regular" w:hAnsi="Charis SIL Regular" w:eastAsia="Charis SIL Regular"/>
+          <w:b w:val="0"/>
+          <w:i w:val="0"/>
+          <w:color w:val="000000"/>
+          <w:sz w:val="24"/>
+        </w:rPr>
+        <w:hyperlink r:id="rId14" w:history="1">
+          <w:r>
+            <w:rPr>
+              <w:rStyle w:val="Hyperlink"/>
+            </w:rPr>
+            <w:t>useum Steyl.</w:t>
+          </w:r>
+        </w:hyperlink>
       </w:r>
     </w:p>
     <w:p>
@@ -1676,15 +1694,9 @@
           <w:i w:val="0"/>
           <w:color w:val="0000FF"/>
           <w:sz w:val="24"/>
+          <w:u w:val="single"/>
         </w:rPr>
-        <w:hyperlink r:id="rId14" w:history="1">
-          <w:r>
-            <w:rPr>
-              <w:rStyle w:val="Hyperlink"/>
-            </w:rPr>
-            <w:t>s</w:t>
-          </w:r>
-        </w:hyperlink>
+        <w:t>s</w:t>
       </w:r>
       <w:r>
         <w:rPr>

--- a/EXPORTS/DOCX/published/niveau3/Dutch/MissiemuseumSteyl.docx
+++ b/EXPORTS/DOCX/published/niveau3/Dutch/MissiemuseumSteyl.docx
@@ -1694,9 +1694,15 @@
           <w:i w:val="0"/>
           <w:color w:val="0000FF"/>
           <w:sz w:val="24"/>
-          <w:u w:val="single"/>
         </w:rPr>
-        <w:t>s</w:t>
+        <w:hyperlink r:id="rId14" w:history="1">
+          <w:r>
+            <w:rPr>
+              <w:rStyle w:val="Hyperlink"/>
+            </w:rPr>
+            <w:t>s</w:t>
+          </w:r>
+        </w:hyperlink>
       </w:r>
       <w:r>
         <w:rPr>

--- a/EXPORTS/DOCX/published/niveau3/Dutch/MissiemuseumSteyl.docx
+++ b/EXPORTS/DOCX/published/niveau3/Dutch/MissiemuseumSteyl.docx
@@ -1172,7 +1172,25 @@
           <w:color w:val="000000"/>
           <w:sz w:val="24"/>
         </w:rPr>
-        <w:t xml:space="preserve"> is meer informatie te vinden over de collectie van Missiemuseum Steyl.</w:t>
+        <w:t xml:space="preserve"> is meer informatie te vinden over de collectie van Missiem</w:t>
+      </w:r>
+      <w:r>
+        <w:rPr>
+          <w:u w:val="single" w:color="0000ff"/>
+          <w:rFonts w:ascii="Charis SIL Regular" w:hAnsi="Charis SIL Regular" w:eastAsia="Charis SIL Regular"/>
+          <w:b w:val="0"/>
+          <w:i w:val="0"/>
+          <w:color w:val="000000"/>
+          <w:sz w:val="24"/>
+        </w:rPr>
+        <w:hyperlink r:id="rId14" w:history="1">
+          <w:r>
+            <w:rPr>
+              <w:rStyle w:val="Hyperlink"/>
+            </w:rPr>
+            <w:t>useum Steyl.</w:t>
+          </w:r>
+        </w:hyperlink>
       </w:r>
     </w:p>
     <w:p>

--- a/EXPORTS/DOCX/published/niveau3/Dutch/MissiemuseumSteyl.docx
+++ b/EXPORTS/DOCX/published/niveau3/Dutch/MissiemuseumSteyl.docx
@@ -2000,7 +2000,7 @@
         <w:autoSpaceDN w:val="0"/>
         <w:autoSpaceDE w:val="0"/>
         <w:widowControl/>
-        <w:spacing w:line="554" w:lineRule="exact" w:before="0" w:after="0"/>
+        <w:spacing w:line="550" w:lineRule="exact" w:before="0" w:after="0"/>
         <w:ind w:left="0" w:right="1152" w:firstLine="800"/>
         <w:jc w:val="left"/>
       </w:pPr>

--- a/EXPORTS/DOCX/published/niveau3/Dutch/MissiemuseumSteyl.docx
+++ b/EXPORTS/DOCX/published/niveau3/Dutch/MissiemuseumSteyl.docx
@@ -1676,9 +1676,15 @@
           <w:i w:val="0"/>
           <w:color w:val="0000FF"/>
           <w:sz w:val="24"/>
-          <w:u w:val="single"/>
         </w:rPr>
-        <w:t>s</w:t>
+        <w:hyperlink r:id="rId14" w:history="1">
+          <w:r>
+            <w:rPr>
+              <w:rStyle w:val="Hyperlink"/>
+            </w:rPr>
+            <w:t>s</w:t>
+          </w:r>
+        </w:hyperlink>
       </w:r>
       <w:r>
         <w:rPr>
